--- a/companies/calderwood-partners/Engagements/Walker-Murray/Meeting Minutes 2022-11-07 - Walker-Murray.docx
+++ b/companies/calderwood-partners/Engagements/Walker-Murray/Meeting Minutes 2022-11-07 - Walker-Murray.docx
@@ -7,12 +7,12 @@
         <w:pStyle w:val="Heading1"/>
       </w:pPr>
       <w:r>
-        <w:t>Working Session: Recovery Initiatives and Roadmap</w:t>
+        <w:t>Working Session Minutes: Margin Recovery Program for Walker-Murray</w:t>
       </w:r>
     </w:p>
     <w:p>
       <w:r>
-        <w:t>Minutes recorded by Jason Torres. Subject: margin recovery program for Walker-Murray, working session on the recovery initiatives and the implementation roadmap.</w:t>
+        <w:t>With the program now in its final stretch, this session was given over less to new analysis than to settling the recommendations we will put to Walker-Murray and to planning an orderly close. I have recorded below what was decided and what remains open, and have been careful, as before, not to set down as agreed anything that was only discussed.</w:t>
       </w:r>
     </w:p>
     <w:p>
@@ -20,7 +20,7 @@
         <w:pStyle w:val="Heading2"/>
       </w:pPr>
       <w:r>
-        <w:t>Attendees</w:t>
+        <w:t>In Attendance</w:t>
       </w:r>
     </w:p>
     <w:p>
@@ -28,7 +28,7 @@
         <w:pStyle w:val="ListBullet"/>
       </w:pPr>
       <w:r>
-        <w:t>Jason Torres, Principal</w:t>
+        <w:t>Jason Torres, Principal, Calderwood Partners (chair)</w:t>
       </w:r>
     </w:p>
     <w:p>
@@ -36,7 +36,7 @@
         <w:pStyle w:val="ListBullet"/>
       </w:pPr>
       <w:r>
-        <w:t>Melissa Casey, Research Associate</w:t>
+        <w:t>Melissa Casey, Research Associate, Calderwood Partners</w:t>
       </w:r>
     </w:p>
     <w:p>
@@ -44,7 +44,7 @@
         <w:pStyle w:val="ListBullet"/>
       </w:pPr>
       <w:r>
-        <w:t>James Green, Senior Associate</w:t>
+        <w:t>James Green, Senior Associate, Calderwood Partners</w:t>
       </w:r>
     </w:p>
     <w:p>
@@ -60,12 +60,27 @@
         <w:pStyle w:val="Heading2"/>
       </w:pPr>
       <w:r>
-        <w:t>The initiatives as they stand</w:t>
+        <w:t>Recommendations Reviewed</w:t>
       </w:r>
     </w:p>
     <w:p>
       <w:r>
-        <w:t>James Green presented the ranked set of recovery initiatives, now sized against the baseline and ordered by what each returns relative to the effort it takes to land. The two that lead the list are the tightening of discount approval on the largest accounts and the renegotiation of terms on the lowest-margin product lines. Both turn on decisions the company already controls, and neither depends on a system change or a long build, which is why they sit at the top. James Green also noted that the sizing on the initiatives further down the list will firm up once the mid-sized account data is fully in; the ranking is unlikely to move, but the figures behind it will tighten. James Keller agreed that the two lead initiatives are the ones his team can move on first.</w:t>
+        <w:t>James Green took the group through the near-final analysis, which now holds that the larger share of the recoverable margin lies in the commercial terms on a limited set of accounts, with a smaller but faster contribution available from two fixes in the operating model. The client accepted the direction and pressed us, reasonably, on how firmly the account-level numbers hold, and I acknowledged that a small part of the estimate still rests on data that arrived late and has had less scrutiny than the rest; we agreed that the final report will mark that portion as provisional rather than smooth it over.</w:t>
+      </w:r>
+    </w:p>
+    <w:p>
+      <w:r>
+        <w:t>We then discussed the order in which the client should act on the recommendations once we have gone, and James Keller asked that the final deliverable set out a first ninety days his own team can run without us. I said we would do exactly that, and that Melissa Casey would build the closeout pack around that sequence, so that the handoff is to a plan and not merely to a set of findings.</w:t>
+      </w:r>
+    </w:p>
+    <w:p>
+      <w:r>
+        <w:t>There was some discussion of the two operating-model fixes that are far enough along to begin now rather than wait for the final report, and the client asked whether it could put the less contentious of them in motion before the engagement formally closes. I said it could, provided the change is recorded so the eventual measurement is not muddied, and James Green agreed to write a short note setting out what to do and how to tell afterward whether it worked.</w:t>
+      </w:r>
+    </w:p>
+    <w:p>
+      <w:r>
+        <w:t>The last matter was how the client will know, after we are gone, whether the program worked, and we agreed that the report will name a short set of measures the client already tracks, so that the recovery can be read off the ordinary management accounts rather than through a scorecard built only for this engagement and quietly abandoned once it ends. The client was noticeably more comfortable with a measure it already lives with than with one we would have invented for the occasion.</w:t>
       </w:r>
     </w:p>
     <w:p>
@@ -73,229 +88,41 @@
         <w:pStyle w:val="Heading2"/>
       </w:pPr>
       <w:r>
-        <w:t>Roadmap and ownership</w:t>
-      </w:r>
-    </w:p>
-    <w:p>
-      <w:r>
-        <w:t>Melissa Casey walked the group through the sequencing. The first wave is the pricing and approval changes, which can begin as soon as the policy is adopted and a second approver is named for discounts above threshold. The second wave addresses the low-margin accounts and product lines, which need more preparation because they touch customer relationships directly and cannot be moved as quickly as an internal approval step. James Keller asked that the strategically held accounts stay flagged and excluded from the general recommendation, and the roadmap now reflects that. On the client side, ownership will sit with his office for the pricing changes and with the commercial leads for the account work, and Melissa Casey will hold the master sequence so the dependencies between the two waves stay visible.</w:t>
+        <w:t>Closing Actions</w:t>
       </w:r>
     </w:p>
     <w:p>
       <w:pPr>
-        <w:pStyle w:val="Heading2"/>
+        <w:pStyle w:val="ListBullet"/>
       </w:pPr>
       <w:r>
-        <w:t>Open points</w:t>
-      </w:r>
-    </w:p>
-    <w:p>
-      <w:r>
-        <w:t>Two points remain open. The benefit case for the second wave depends on figures the commercial team still owes us, and until they arrive the range on that wave stays wider than we would like. The final roadmap also cannot be dated until the client confirms when the pricing policy will go to its leadership for adoption, since the first wave keys off that decision. Both points sit on the client's side, and neither blocks the pricing wave, which can proceed on its own while the rest is settled.</w:t>
+        <w:t>James Green to finalize the account-level margin analysis and to mark clearly any figure still resting on late data.</w:t>
       </w:r>
     </w:p>
     <w:p>
       <w:pPr>
-        <w:pStyle w:val="Heading2"/>
+        <w:pStyle w:val="ListBullet"/>
       </w:pPr>
       <w:r>
-        <w:t>Toward the closing report</w:t>
-      </w:r>
-    </w:p>
-    <w:p>
-      <w:r>
-        <w:t>Jason Torres closed the session on where this leaves the engagement. The remaining work is to finalize the initiatives and the roadmap and to set them down in a closing report the client leadership can act from. The intent is that the report asks for a small number of clear decisions, each paired with the evidence needed to make it, rather than leaving the client to assemble the case for themselves.</w:t>
+        <w:t>Melissa Casey to assemble the closeout pack, including a ninety-day action sequence the client can execute on its own.</w:t>
       </w:r>
     </w:p>
     <w:p>
       <w:pPr>
-        <w:pStyle w:val="Heading2"/>
+        <w:pStyle w:val="ListBullet"/>
       </w:pPr>
       <w:r>
-        <w:t>Action items</w:t>
+        <w:t>James Keller to confirm which of his managers will own each recommendation after the engagement ends.</w:t>
       </w:r>
     </w:p>
-    <w:tbl>
-      <w:tblPr>
-        <w:tblStyle w:val="TableGrid"/>
-        <w:tblW w:type="auto" w:w="0"/>
-        <w:tblLook w:firstColumn="1" w:firstRow="1" w:lastColumn="0" w:lastRow="0" w:noHBand="0" w:noVBand="1" w:val="04A0"/>
-      </w:tblPr>
-      <w:tblGrid>
-        <w:gridCol w:w="2880"/>
-        <w:gridCol w:w="2880"/>
-        <w:gridCol w:w="2880"/>
-      </w:tblGrid>
-      <w:tr>
-        <w:tc>
-          <w:tcPr>
-            <w:tcW w:type="dxa" w:w="2880"/>
-          </w:tcPr>
-          <w:p>
-            <w:r>
-              <w:rPr>
-                <w:b/>
-              </w:rPr>
-              <w:t>Item</w:t>
-            </w:r>
-          </w:p>
-        </w:tc>
-        <w:tc>
-          <w:tcPr>
-            <w:tcW w:type="dxa" w:w="2880"/>
-          </w:tcPr>
-          <w:p>
-            <w:r>
-              <w:rPr>
-                <w:b/>
-              </w:rPr>
-              <w:t>Owner</w:t>
-            </w:r>
-          </w:p>
-        </w:tc>
-        <w:tc>
-          <w:tcPr>
-            <w:tcW w:type="dxa" w:w="2880"/>
-          </w:tcPr>
-          <w:p>
-            <w:r>
-              <w:rPr>
-                <w:b/>
-              </w:rPr>
-              <w:t>Due</w:t>
-            </w:r>
-          </w:p>
-        </w:tc>
-      </w:tr>
-      <w:tr>
-        <w:tc>
-          <w:tcPr>
-            <w:tcW w:type="dxa" w:w="2880"/>
-          </w:tcPr>
-          <w:p>
-            <w:r>
-              <w:t>Finalize the ranked initiatives with their sizing and present them in the closing report</w:t>
-            </w:r>
-          </w:p>
-        </w:tc>
-        <w:tc>
-          <w:tcPr>
-            <w:tcW w:type="dxa" w:w="2880"/>
-          </w:tcPr>
-          <w:p>
-            <w:r>
-              <w:t>James Green</w:t>
-            </w:r>
-          </w:p>
-        </w:tc>
-        <w:tc>
-          <w:tcPr>
-            <w:tcW w:type="dxa" w:w="2880"/>
-          </w:tcPr>
-          <w:p>
-            <w:r>
-              <w:t>With the final report</w:t>
-            </w:r>
-          </w:p>
-        </w:tc>
-      </w:tr>
-      <w:tr>
-        <w:tc>
-          <w:tcPr>
-            <w:tcW w:type="dxa" w:w="2880"/>
-          </w:tcPr>
-          <w:p>
-            <w:r>
-              <w:t>Complete the roadmap sequencing and mark the dependencies on client decisions</w:t>
-            </w:r>
-          </w:p>
-        </w:tc>
-        <w:tc>
-          <w:tcPr>
-            <w:tcW w:type="dxa" w:w="2880"/>
-          </w:tcPr>
-          <w:p>
-            <w:r>
-              <w:t>Melissa Casey</w:t>
-            </w:r>
-          </w:p>
-        </w:tc>
-        <w:tc>
-          <w:tcPr>
-            <w:tcW w:type="dxa" w:w="2880"/>
-          </w:tcPr>
-          <w:p>
-            <w:r>
-              <w:t>Before the final report</w:t>
-            </w:r>
-          </w:p>
-        </w:tc>
-      </w:tr>
-      <w:tr>
-        <w:tc>
-          <w:tcPr>
-            <w:tcW w:type="dxa" w:w="2880"/>
-          </w:tcPr>
-          <w:p>
-            <w:r>
-              <w:t>Name a second approver for above-threshold discounts and confirm the adoption timing for the pricing policy</w:t>
-            </w:r>
-          </w:p>
-        </w:tc>
-        <w:tc>
-          <w:tcPr>
-            <w:tcW w:type="dxa" w:w="2880"/>
-          </w:tcPr>
-          <w:p>
-            <w:r>
-              <w:t>James Keller</w:t>
-            </w:r>
-          </w:p>
-        </w:tc>
-        <w:tc>
-          <w:tcPr>
-            <w:tcW w:type="dxa" w:w="2880"/>
-          </w:tcPr>
-          <w:p>
-            <w:r>
-              <w:t>Within two weeks</w:t>
-            </w:r>
-          </w:p>
-        </w:tc>
-      </w:tr>
-      <w:tr>
-        <w:tc>
-          <w:tcPr>
-            <w:tcW w:type="dxa" w:w="2880"/>
-          </w:tcPr>
-          <w:p>
-            <w:r>
-              <w:t>Review the draft recommendations before they go to the client leadership</w:t>
-            </w:r>
-          </w:p>
-        </w:tc>
-        <w:tc>
-          <w:tcPr>
-            <w:tcW w:type="dxa" w:w="2880"/>
-          </w:tcPr>
-          <w:p>
-            <w:r>
-              <w:t>Jason Torres</w:t>
-            </w:r>
-          </w:p>
-        </w:tc>
-        <w:tc>
-          <w:tcPr>
-            <w:tcW w:type="dxa" w:w="2880"/>
-          </w:tcPr>
-          <w:p>
-            <w:r>
-              <w:t>Ahead of the final report</w:t>
-            </w:r>
-          </w:p>
-        </w:tc>
-      </w:tr>
-    </w:tbl>
+    <w:p>
+      <w:pPr>
+        <w:pStyle w:val="ListBullet"/>
+      </w:pPr>
+      <w:r>
+        <w:t>Jason Torres to schedule the final read-out with the client's leadership and to circulate the draft report ahead of it.</w:t>
+      </w:r>
+    </w:p>
     <w:sectPr>
       <w:headerReference w:type="first" r:id="rId9"/>
       <w:headerReference w:type="default" r:id="rId10"/>
